--- a/Java OOPS Interview Questions.docx
+++ b/Java OOPS Interview Questions.docx
@@ -60,61 +60,7 @@
           <w:szCs w:val="28"/>
         </w:rPr>
         <w:tab/>
-        <w:t xml:space="preserve">When we create </w:t>
-      </w:r>
-      <w:proofErr w:type="gramStart"/>
-      <w:r>
-        <w:rPr>
-          <w:rFonts w:ascii="Times New Roman" w:hAnsi="Times New Roman" w:cs="Times New Roman"/>
-          <w:sz w:val="28"/>
-          <w:szCs w:val="28"/>
-        </w:rPr>
-        <w:t>a</w:t>
-      </w:r>
-      <w:proofErr w:type="gramEnd"/>
-      <w:r>
-        <w:rPr>
-          <w:rFonts w:ascii="Times New Roman" w:hAnsi="Times New Roman" w:cs="Times New Roman"/>
-          <w:sz w:val="28"/>
-          <w:szCs w:val="28"/>
-        </w:rPr>
-        <w:t xml:space="preserve"> object using new keyword in java. Several internal steps </w:t>
-      </w:r>
-      <w:proofErr w:type="gramStart"/>
-      <w:r>
-        <w:rPr>
-          <w:rFonts w:ascii="Times New Roman" w:hAnsi="Times New Roman" w:cs="Times New Roman"/>
-          <w:sz w:val="28"/>
-          <w:szCs w:val="28"/>
-        </w:rPr>
-        <w:t>happens</w:t>
-      </w:r>
-      <w:proofErr w:type="gramEnd"/>
-      <w:r>
-        <w:rPr>
-          <w:rFonts w:ascii="Times New Roman" w:hAnsi="Times New Roman" w:cs="Times New Roman"/>
-          <w:sz w:val="28"/>
-          <w:szCs w:val="28"/>
-        </w:rPr>
-        <w:t xml:space="preserve"> in Java Virtual </w:t>
-      </w:r>
-      <w:proofErr w:type="gramStart"/>
-      <w:r>
-        <w:rPr>
-          <w:rFonts w:ascii="Times New Roman" w:hAnsi="Times New Roman" w:cs="Times New Roman"/>
-          <w:sz w:val="28"/>
-          <w:szCs w:val="28"/>
-        </w:rPr>
-        <w:t>Machine(</w:t>
-      </w:r>
-      <w:proofErr w:type="gramEnd"/>
-      <w:r>
-        <w:rPr>
-          <w:rFonts w:ascii="Times New Roman" w:hAnsi="Times New Roman" w:cs="Times New Roman"/>
-          <w:sz w:val="28"/>
-          <w:szCs w:val="28"/>
-        </w:rPr>
-        <w:t>JVM).</w:t>
+        <w:t>When we create a object using new keyword in java. Several internal steps happens in Java Virtual Machine(JVM).</w:t>
       </w:r>
     </w:p>
     <w:p>
@@ -217,29 +163,7 @@
           <w:sz w:val="28"/>
           <w:szCs w:val="28"/>
         </w:rPr>
-        <w:t xml:space="preserve">Student s = new </w:t>
-      </w:r>
-      <w:proofErr w:type="gramStart"/>
-      <w:r>
-        <w:rPr>
-          <w:rFonts w:ascii="Times New Roman" w:hAnsi="Times New Roman" w:cs="Times New Roman"/>
-          <w:b/>
-          <w:bCs/>
-          <w:sz w:val="28"/>
-          <w:szCs w:val="28"/>
-        </w:rPr>
-        <w:t>Student(</w:t>
-      </w:r>
-      <w:proofErr w:type="gramEnd"/>
-      <w:r>
-        <w:rPr>
-          <w:rFonts w:ascii="Times New Roman" w:hAnsi="Times New Roman" w:cs="Times New Roman"/>
-          <w:b/>
-          <w:bCs/>
-          <w:sz w:val="28"/>
-          <w:szCs w:val="28"/>
-        </w:rPr>
-        <w:t>);</w:t>
+        <w:t>Student s = new Student();</w:t>
       </w:r>
     </w:p>
     <w:p>
@@ -344,25 +268,7 @@
           <w:sz w:val="28"/>
           <w:szCs w:val="28"/>
         </w:rPr>
-        <w:t xml:space="preserve">The heap is the runtime data area where object </w:t>
-      </w:r>
-      <w:proofErr w:type="gramStart"/>
-      <w:r>
-        <w:rPr>
-          <w:rFonts w:ascii="Times New Roman" w:hAnsi="Times New Roman" w:cs="Times New Roman"/>
-          <w:sz w:val="28"/>
-          <w:szCs w:val="28"/>
-        </w:rPr>
-        <w:t>are</w:t>
-      </w:r>
-      <w:proofErr w:type="gramEnd"/>
-      <w:r>
-        <w:rPr>
-          <w:rFonts w:ascii="Times New Roman" w:hAnsi="Times New Roman" w:cs="Times New Roman"/>
-          <w:sz w:val="28"/>
-          <w:szCs w:val="28"/>
-        </w:rPr>
-        <w:t xml:space="preserve"> stored.</w:t>
+        <w:t>The heap is the runtime data area where object are stored.</w:t>
       </w:r>
     </w:p>
     <w:p>
@@ -571,29 +477,7 @@
           <w:sz w:val="28"/>
           <w:szCs w:val="28"/>
         </w:rPr>
-        <w:t xml:space="preserve">2) Can we create </w:t>
-      </w:r>
-      <w:proofErr w:type="gramStart"/>
-      <w:r>
-        <w:rPr>
-          <w:rFonts w:ascii="Times New Roman" w:hAnsi="Times New Roman" w:cs="Times New Roman"/>
-          <w:b/>
-          <w:bCs/>
-          <w:sz w:val="28"/>
-          <w:szCs w:val="28"/>
-        </w:rPr>
-        <w:t>a</w:t>
-      </w:r>
-      <w:proofErr w:type="gramEnd"/>
-      <w:r>
-        <w:rPr>
-          <w:rFonts w:ascii="Times New Roman" w:hAnsi="Times New Roman" w:cs="Times New Roman"/>
-          <w:b/>
-          <w:bCs/>
-          <w:sz w:val="28"/>
-          <w:szCs w:val="28"/>
-        </w:rPr>
-        <w:t xml:space="preserve"> object without using new keyword? Then how?</w:t>
+        <w:t>2) Can we create a object without using new keyword? Then how?</w:t>
       </w:r>
     </w:p>
     <w:p>
@@ -618,71 +502,7 @@
           <w:sz w:val="28"/>
           <w:szCs w:val="28"/>
         </w:rPr>
-        <w:t>Yes, in Java we can create an object without using the new keyword. Some ways are using reflection (</w:t>
-      </w:r>
-      <w:proofErr w:type="spellStart"/>
-      <w:r>
-        <w:rPr>
-          <w:rFonts w:ascii="Times New Roman" w:hAnsi="Times New Roman" w:cs="Times New Roman"/>
-          <w:sz w:val="28"/>
-          <w:szCs w:val="28"/>
-        </w:rPr>
-        <w:t>Class.forName</w:t>
-      </w:r>
-      <w:proofErr w:type="spellEnd"/>
-      <w:r>
-        <w:rPr>
-          <w:rFonts w:ascii="Times New Roman" w:hAnsi="Times New Roman" w:cs="Times New Roman"/>
-          <w:sz w:val="28"/>
-          <w:szCs w:val="28"/>
-        </w:rPr>
-        <w:t xml:space="preserve">()), using the </w:t>
-      </w:r>
-      <w:proofErr w:type="gramStart"/>
-      <w:r>
-        <w:rPr>
-          <w:rFonts w:ascii="Times New Roman" w:hAnsi="Times New Roman" w:cs="Times New Roman"/>
-          <w:sz w:val="28"/>
-          <w:szCs w:val="28"/>
-        </w:rPr>
-        <w:t>clone(</w:t>
-      </w:r>
-      <w:proofErr w:type="gramEnd"/>
-      <w:r>
-        <w:rPr>
-          <w:rFonts w:ascii="Times New Roman" w:hAnsi="Times New Roman" w:cs="Times New Roman"/>
-          <w:sz w:val="28"/>
-          <w:szCs w:val="28"/>
-        </w:rPr>
-        <w:t xml:space="preserve">) method, using deserialization, and using factory methods like </w:t>
-      </w:r>
-      <w:proofErr w:type="spellStart"/>
-      <w:proofErr w:type="gramStart"/>
-      <w:r>
-        <w:rPr>
-          <w:rFonts w:ascii="Times New Roman" w:hAnsi="Times New Roman" w:cs="Times New Roman"/>
-          <w:sz w:val="28"/>
-          <w:szCs w:val="28"/>
-        </w:rPr>
-        <w:t>valueOf</w:t>
-      </w:r>
-      <w:proofErr w:type="spellEnd"/>
-      <w:r>
-        <w:rPr>
-          <w:rFonts w:ascii="Times New Roman" w:hAnsi="Times New Roman" w:cs="Times New Roman"/>
-          <w:sz w:val="28"/>
-          <w:szCs w:val="28"/>
-        </w:rPr>
-        <w:t>(</w:t>
-      </w:r>
-      <w:proofErr w:type="gramEnd"/>
-      <w:r>
-        <w:rPr>
-          <w:rFonts w:ascii="Times New Roman" w:hAnsi="Times New Roman" w:cs="Times New Roman"/>
-          <w:sz w:val="28"/>
-          <w:szCs w:val="28"/>
-        </w:rPr>
-        <w:t>).</w:t>
+        <w:t>Yes, in Java we can create an object without using the new keyword. Some ways are using reflection (Class.forName()), using the clone() method, using deserialization, and using factory methods like valueOf().</w:t>
       </w:r>
     </w:p>
     <w:p>
@@ -867,25 +687,7 @@
           <w:sz w:val="28"/>
           <w:szCs w:val="28"/>
         </w:rPr>
-        <w:t xml:space="preserve">Student s = new </w:t>
-      </w:r>
-      <w:proofErr w:type="gramStart"/>
-      <w:r>
-        <w:rPr>
-          <w:rFonts w:ascii="Times New Roman" w:hAnsi="Times New Roman" w:cs="Times New Roman"/>
-          <w:sz w:val="28"/>
-          <w:szCs w:val="28"/>
-        </w:rPr>
-        <w:t>Student(</w:t>
-      </w:r>
-      <w:proofErr w:type="gramEnd"/>
-      <w:r>
-        <w:rPr>
-          <w:rFonts w:ascii="Times New Roman" w:hAnsi="Times New Roman" w:cs="Times New Roman"/>
-          <w:sz w:val="28"/>
-          <w:szCs w:val="28"/>
-        </w:rPr>
-        <w:t>);</w:t>
+        <w:t>Student s = new Student();</w:t>
       </w:r>
     </w:p>
     <w:p>
@@ -951,23 +753,13 @@
           <w:szCs w:val="28"/>
         </w:rPr>
       </w:pPr>
-      <w:proofErr w:type="gramStart"/>
-      <w:r>
-        <w:rPr>
-          <w:rFonts w:ascii="Times New Roman" w:hAnsi="Times New Roman" w:cs="Times New Roman"/>
-          <w:sz w:val="28"/>
-          <w:szCs w:val="28"/>
-        </w:rPr>
-        <w:t>s  -----------</w:t>
-      </w:r>
-      <w:proofErr w:type="gramEnd"/>
-      <w:r>
-        <w:rPr>
-          <w:rFonts w:ascii="Times New Roman" w:hAnsi="Times New Roman" w:cs="Times New Roman"/>
-          <w:sz w:val="28"/>
-          <w:szCs w:val="28"/>
-        </w:rPr>
-        <w:t>►       Student Object</w:t>
+      <w:r>
+        <w:rPr>
+          <w:rFonts w:ascii="Times New Roman" w:hAnsi="Times New Roman" w:cs="Times New Roman"/>
+          <w:sz w:val="28"/>
+          <w:szCs w:val="28"/>
+        </w:rPr>
+        <w:t>s  -----------►       Student Object</w:t>
       </w:r>
     </w:p>
     <w:p>
@@ -1021,13 +813,6 @@
           <w:szCs w:val="28"/>
         </w:rPr>
         <w:tab/>
-      </w:r>
-      <w:r>
-        <w:rPr>
-          <w:rFonts w:ascii="Times New Roman" w:hAnsi="Times New Roman" w:cs="Times New Roman"/>
-          <w:sz w:val="28"/>
-          <w:szCs w:val="28"/>
-        </w:rPr>
         <w:t>No, assigning null to a reference variable does not delete the object. It only removes the reference to that object. The object becomes eligible for garbage collection</w:t>
       </w:r>
     </w:p>
@@ -1148,6 +933,8 @@
       <w:pPr>
         <w:rPr>
           <w:rFonts w:ascii="Times New Roman" w:hAnsi="Times New Roman" w:cs="Times New Roman"/>
+          <w:b/>
+          <w:bCs/>
           <w:sz w:val="28"/>
           <w:szCs w:val="28"/>
         </w:rPr>
@@ -1179,6 +966,69 @@
           <w:szCs w:val="28"/>
         </w:rPr>
         <w:t>.</w:t>
+      </w:r>
+    </w:p>
+    <w:p>
+      <w:pPr>
+        <w:rPr>
+          <w:rFonts w:ascii="Times New Roman" w:hAnsi="Times New Roman" w:cs="Times New Roman"/>
+          <w:b/>
+          <w:bCs/>
+          <w:sz w:val="28"/>
+          <w:szCs w:val="28"/>
+        </w:rPr>
+      </w:pPr>
+    </w:p>
+    <w:p>
+      <w:pPr>
+        <w:rPr>
+          <w:rFonts w:ascii="Times New Roman" w:hAnsi="Times New Roman" w:cs="Times New Roman"/>
+          <w:sz w:val="28"/>
+          <w:szCs w:val="28"/>
+        </w:rPr>
+      </w:pPr>
+      <w:r>
+        <w:rPr>
+          <w:rFonts w:ascii="Times New Roman" w:hAnsi="Times New Roman" w:cs="Times New Roman"/>
+          <w:sz w:val="28"/>
+          <w:szCs w:val="28"/>
+        </w:rPr>
+        <w:lastRenderedPageBreak/>
+        <w:drawing>
+          <wp:inline distT="0" distB="0" distL="0" distR="0" wp14:anchorId="406CF29A" wp14:editId="4FFB65ED">
+            <wp:extent cx="5263059" cy="4858247"/>
+            <wp:effectExtent l="0" t="0" r="0" b="0"/>
+            <wp:docPr id="1835822326" name="Picture 1"/>
+            <wp:cNvGraphicFramePr>
+              <a:graphicFrameLocks xmlns:a="http://schemas.openxmlformats.org/drawingml/2006/main" noChangeAspect="1"/>
+            </wp:cNvGraphicFramePr>
+            <a:graphic xmlns:a="http://schemas.openxmlformats.org/drawingml/2006/main">
+              <a:graphicData uri="http://schemas.openxmlformats.org/drawingml/2006/picture">
+                <pic:pic xmlns:pic="http://schemas.openxmlformats.org/drawingml/2006/picture">
+                  <pic:nvPicPr>
+                    <pic:cNvPr id="1835822326" name=""/>
+                    <pic:cNvPicPr/>
+                  </pic:nvPicPr>
+                  <pic:blipFill>
+                    <a:blip r:embed="rId5"/>
+                    <a:stretch>
+                      <a:fillRect/>
+                    </a:stretch>
+                  </pic:blipFill>
+                  <pic:spPr>
+                    <a:xfrm>
+                      <a:off x="0" y="0"/>
+                      <a:ext cx="5267313" cy="4862173"/>
+                    </a:xfrm>
+                    <a:prstGeom prst="rect">
+                      <a:avLst/>
+                    </a:prstGeom>
+                  </pic:spPr>
+                </pic:pic>
+              </a:graphicData>
+            </a:graphic>
+          </wp:inline>
+        </w:drawing>
       </w:r>
     </w:p>
     <w:sectPr>
@@ -2031,6 +1881,7 @@
   <w:style w:type="character" w:default="1" w:styleId="DefaultParagraphFont">
     <w:name w:val="Default Paragraph Font"/>
     <w:uiPriority w:val="1"/>
+    <w:semiHidden/>
     <w:unhideWhenUsed/>
   </w:style>
   <w:style w:type="table" w:default="1" w:styleId="TableNormal">
